--- a/descargas/bachillerato/word/PRESENTE_bachillerato_s3_lunes-14-dic.docx
+++ b/descargas/bachillerato/word/PRESENTE_bachillerato_s3_lunes-14-dic.docx
@@ -86,7 +86,7 @@
       </w:pPr>
       <w:r>
         <w:rPr/>
-        <w:t xml:space="preserve">«Ayer encendimos la vela rosa: domingo Gaudete, el de la alegría». Se colocan las tiras, el lazo y el nudo cúbico de la plantilla 3. «Un lazo une. Esta semana va de eso: de ver y unir».</w:t>
+        <w:t xml:space="preserve">«Ayer encendimos la vela rosa: domingo Gaudete, el de la alegría». Se coloca sobre la tapa el símbolo de la campaña (plantilla 3), como un marcador de ubicación. «Para descubrir al Presente hay que buscarlo, y a veces necesitamos la ubicación, la ayuda de otros, de Dios. Esta semana va de eso: de ver y de señalar».</w:t>
       </w:r>
     </w:p>
     <w:p>
